--- a/docs/06_User_Guide_Demo.docx
+++ b/docs/06_User_Guide_Demo.docx
@@ -51,7 +51,7 @@
           </w:tcPr>
           <w:p>
             <w:r>
-              <w:t>[P01–P05]</w:t>
+              <w:t>P01</w:t>
             </w:r>
           </w:p>
         </w:tc>
@@ -74,7 +74,7 @@
           </w:tcPr>
           <w:p>
             <w:r>
-              <w:t>[Điền tên cặp đề tài SE–IA]</w:t>
+              <w:t>IT Helpdesk &amp; Service Request Management System × Secure Helpdesk Platform with Access Control and Security Monitoring</w:t>
             </w:r>
           </w:p>
         </w:tc>
@@ -97,7 +97,42 @@
           </w:tcPr>
           <w:p>
             <w:r>
-              <w:t>[Nhóm; họ tên, ngành, vai trò]</w:t>
+              <w:t>Group2</w:t>
+            </w:r>
+          </w:p>
+          <w:p>
+            <w:r>
+              <w:t>Nguyễn Trọng Khiêm | SE192700 | IA → IA | Trưởng nhóm và IA Lead</w:t>
+            </w:r>
+          </w:p>
+          <w:p>
+            <w:r>
+              <w:t>Nguyễn Tăng Minh Khánh | SE193903 | IA → IA | Access Control và AuthZ Testing</w:t>
+            </w:r>
+          </w:p>
+          <w:p>
+            <w:r>
+              <w:t>Huỳnh Minh Hoà | SE193707 | IA → IA | Logging và Security Monitoring</w:t>
+            </w:r>
+          </w:p>
+          <w:p>
+            <w:r>
+              <w:t>Vũ Hồng Nhi | SE182824 | IA → IA | Hardening Upload và Deployment Security</w:t>
+            </w:r>
+          </w:p>
+          <w:p>
+            <w:r>
+              <w:t>Phạm Nguyễn Minh Trí | SE192434 | SE → SE | SE Lead BA và Backend nghiệp vụ</w:t>
+            </w:r>
+          </w:p>
+          <w:p>
+            <w:r>
+              <w:t>Lê Phú Cường | SE200624 | AI → SE | Backend DB Auth và CRUD API</w:t>
+            </w:r>
+          </w:p>
+          <w:p>
+            <w:r>
+              <w:t>Nguyễn Nhật Chính | SE196524 | IS → SE | Frontend ReactJS và Deployment</w:t>
             </w:r>
           </w:p>
         </w:tc>
@@ -120,7 +155,7 @@
           </w:tcPr>
           <w:p>
             <w:r>
-              <w:t>[Họ tên]</w:t>
+              <w:t>Chưa cập nhật</w:t>
             </w:r>
           </w:p>
         </w:tc>
@@ -143,7 +178,7 @@
           </w:tcPr>
           <w:p>
             <w:r>
-              <w:t>[v1.0 / dd-mm-yyyy]</w:t>
+              <w:t>v0.1 / 22-10-2026</w:t>
             </w:r>
           </w:p>
         </w:tc>
@@ -166,7 +201,7 @@
           </w:tcPr>
           <w:p>
             <w:r>
-              <w:t>[Draft / Reviewed / Approved]</w:t>
+              <w:t>Draft</w:t>
             </w:r>
           </w:p>
         </w:tc>
@@ -279,6 +314,9 @@
             <w:shd w:fill="DDEAF3"/>
           </w:tcPr>
           <w:p>
+            <w:pPr>
+              <w:keepNext/>
+            </w:pPr>
             <w:r>
               <w:t>Actor</w:t>
             </w:r>
@@ -290,6 +328,9 @@
             <w:shd w:fill="DDEAF3"/>
           </w:tcPr>
           <w:p>
+            <w:pPr>
+              <w:keepNext/>
+            </w:pPr>
             <w:r>
               <w:t>Screen / function</w:t>
             </w:r>
@@ -301,6 +342,9 @@
             <w:shd w:fill="DDEAF3"/>
           </w:tcPr>
           <w:p>
+            <w:pPr>
+              <w:keepNext/>
+            </w:pPr>
             <w:r>
               <w:t>Step-by-step</w:t>
             </w:r>
@@ -312,11 +356,18 @@
             <w:shd w:fill="DDEAF3"/>
           </w:tcPr>
           <w:p>
+            <w:pPr>
+              <w:keepNext/>
+            </w:pPr>
             <w:r>
               <w:t>Expected output / screenshot</w:t>
             </w:r>
           </w:p>
         </w:tc>
+        <w:trPr>
+          <w:tblHeader/>
+          <w:cantSplit/>
+        </w:trPr>
       </w:tr>
       <w:tr>
         <w:tc>
@@ -359,6 +410,9 @@
             </w:r>
           </w:p>
         </w:tc>
+        <w:trPr>
+          <w:cantSplit/>
+        </w:trPr>
       </w:tr>
       <w:tr>
         <w:tc>
@@ -401,6 +455,9 @@
             </w:r>
           </w:p>
         </w:tc>
+        <w:trPr>
+          <w:cantSplit/>
+        </w:trPr>
       </w:tr>
       <w:tr>
         <w:tc>
@@ -443,6 +500,9 @@
             </w:r>
           </w:p>
         </w:tc>
+        <w:trPr>
+          <w:cantSplit/>
+        </w:trPr>
       </w:tr>
       <w:tr>
         <w:tc>
@@ -485,6 +545,9 @@
             </w:r>
           </w:p>
         </w:tc>
+        <w:trPr>
+          <w:cantSplit/>
+        </w:trPr>
       </w:tr>
       <w:tr>
         <w:tc>
@@ -527,6 +590,9 @@
             </w:r>
           </w:p>
         </w:tc>
+        <w:trPr>
+          <w:cantSplit/>
+        </w:trPr>
       </w:tr>
     </w:tbl>
     <w:p/>
@@ -559,6 +625,9 @@
             <w:shd w:fill="DDEAF3"/>
           </w:tcPr>
           <w:p>
+            <w:pPr>
+              <w:keepNext/>
+            </w:pPr>
             <w:r>
               <w:t>Demo ID</w:t>
             </w:r>
@@ -570,6 +639,9 @@
             <w:shd w:fill="DDEAF3"/>
           </w:tcPr>
           <w:p>
+            <w:pPr>
+              <w:keepNext/>
+            </w:pPr>
             <w:r>
               <w:t>Business scenario</w:t>
             </w:r>
@@ -581,6 +653,9 @@
             <w:shd w:fill="DDEAF3"/>
           </w:tcPr>
           <w:p>
+            <w:pPr>
+              <w:keepNext/>
+            </w:pPr>
             <w:r>
               <w:t>Roles</w:t>
             </w:r>
@@ -592,6 +667,9 @@
             <w:shd w:fill="DDEAF3"/>
           </w:tcPr>
           <w:p>
+            <w:pPr>
+              <w:keepNext/>
+            </w:pPr>
             <w:r>
               <w:t>Steps</w:t>
             </w:r>
@@ -603,11 +681,18 @@
             <w:shd w:fill="DDEAF3"/>
           </w:tcPr>
           <w:p>
+            <w:pPr>
+              <w:keepNext/>
+            </w:pPr>
             <w:r>
               <w:t>Expected outcome</w:t>
             </w:r>
           </w:p>
         </w:tc>
+        <w:trPr>
+          <w:tblHeader/>
+          <w:cantSplit/>
+        </w:trPr>
       </w:tr>
       <w:tr>
         <w:tc>
@@ -660,6 +745,9 @@
             </w:r>
           </w:p>
         </w:tc>
+        <w:trPr>
+          <w:cantSplit/>
+        </w:trPr>
       </w:tr>
       <w:tr>
         <w:tc>
@@ -712,6 +800,9 @@
             </w:r>
           </w:p>
         </w:tc>
+        <w:trPr>
+          <w:cantSplit/>
+        </w:trPr>
       </w:tr>
       <w:tr>
         <w:tc>
@@ -764,6 +855,9 @@
             </w:r>
           </w:p>
         </w:tc>
+        <w:trPr>
+          <w:cantSplit/>
+        </w:trPr>
       </w:tr>
     </w:tbl>
     <w:p/>
@@ -795,6 +889,9 @@
             <w:shd w:fill="DDEAF3"/>
           </w:tcPr>
           <w:p>
+            <w:pPr>
+              <w:keepNext/>
+            </w:pPr>
             <w:r>
               <w:t>Demo ID</w:t>
             </w:r>
@@ -806,6 +903,9 @@
             <w:shd w:fill="DDEAF3"/>
           </w:tcPr>
           <w:p>
+            <w:pPr>
+              <w:keepNext/>
+            </w:pPr>
             <w:r>
               <w:t>Security requirement</w:t>
             </w:r>
@@ -817,6 +917,9 @@
             <w:shd w:fill="DDEAF3"/>
           </w:tcPr>
           <w:p>
+            <w:pPr>
+              <w:keepNext/>
+            </w:pPr>
             <w:r>
               <w:t>Safe lab scenario</w:t>
             </w:r>
@@ -828,11 +931,18 @@
             <w:shd w:fill="DDEAF3"/>
           </w:tcPr>
           <w:p>
+            <w:pPr>
+              <w:keepNext/>
+            </w:pPr>
             <w:r>
               <w:t>Expected behavior</w:t>
             </w:r>
           </w:p>
         </w:tc>
+        <w:trPr>
+          <w:tblHeader/>
+          <w:cantSplit/>
+        </w:trPr>
       </w:tr>
       <w:tr>
         <w:tc>
@@ -875,6 +985,9 @@
             </w:r>
           </w:p>
         </w:tc>
+        <w:trPr>
+          <w:cantSplit/>
+        </w:trPr>
       </w:tr>
       <w:tr>
         <w:tc>
@@ -917,6 +1030,9 @@
             </w:r>
           </w:p>
         </w:tc>
+        <w:trPr>
+          <w:cantSplit/>
+        </w:trPr>
       </w:tr>
       <w:tr>
         <w:tc>
@@ -959,6 +1075,9 @@
             </w:r>
           </w:p>
         </w:tc>
+        <w:trPr>
+          <w:cantSplit/>
+        </w:trPr>
       </w:tr>
     </w:tbl>
     <w:p/>
